--- a/Tyler/PHP_Vue/Tyler_Roberts.docx
+++ b/Tyler/PHP_Vue/Tyler_Roberts.docx
@@ -44,7 +44,7 @@
           <w:sz w:val="19"/>
           <w:szCs w:val="19"/>
         </w:rPr>
-        <w:t>tylerroberts.dev@oudook.com | linkedin.com/in/tyler-roberts-3b839b3a9/ | Florida, United States | +1 (321) 376-7095</w:t>
+        <w:t>tylerrdev@outlook.com | linkedin.com/in/tyler-roberts-76a8193b2/ | Florida, United States | +1 (321) 376-7095</w:t>
       </w:r>
     </w:p>
     <w:p>
